--- a/courts/seventh-circuit/wisconsin/state/court-of-appeals/amicus-brief/usage/OUTPUT-amicus-brief.docx
+++ b/courts/seventh-circuit/wisconsin/state/court-of-appeals/amicus-brief/usage/OUTPUT-amicus-brief.docx
@@ -6085,28 +6085,6 @@
     </w:p>
     <w:p>
       <w:pPr>
-        <w:spacing w:before="432" w:after="0" w:line="299" w:lineRule="exact"/>
-        <w:ind w:left="0" w:firstLine="0"/>
-        <w:jc w:val="left"/>
-      </w:pPr>
-      <w:r>
-        <w:t xml:space="preserve">October</w:t>
-      </w:r>
-      <w:r>
-        <w:t xml:space="preserve"> </w:t>
-      </w:r>
-      <w:r>
-        <w:t xml:space="preserve">15,</w:t>
-      </w:r>
-      <w:r>
-        <w:t xml:space="preserve"> </w:t>
-      </w:r>
-      <w:r>
-        <w:t xml:space="preserve">2020</w:t>
-      </w:r>
-    </w:p>
-    <w:p>
-      <w:pPr>
         <w:spacing w:before="0" w:after="0" w:line="432" w:lineRule="exact"/>
       </w:pPr>
     </w:p>
@@ -6133,6 +6111,33 @@
           <w:tcPr>
             <w:tcW w:w="8640" w:type="dxa"/>
           </w:tcPr>
+          <w:p>
+            <w:pPr>
+              <w:spacing w:before="0" w:after="0" w:line="299" w:lineRule="exact"/>
+              <w:ind w:left="0" w:firstLine="0"/>
+              <w:jc w:val="left"/>
+            </w:pPr>
+            <w:r>
+              <w:t xml:space="preserve">October</w:t>
+            </w:r>
+            <w:r>
+              <w:t xml:space="preserve"> </w:t>
+            </w:r>
+            <w:r>
+              <w:t xml:space="preserve">15,</w:t>
+            </w:r>
+            <w:r>
+              <w:t xml:space="preserve"> </w:t>
+            </w:r>
+            <w:r>
+              <w:t xml:space="preserve">2020</w:t>
+            </w:r>
+          </w:p>
+          <w:p>
+            <w:pPr>
+              <w:spacing w:before="0" w:after="0" w:line="104" w:lineRule="exact"/>
+            </w:pPr>
+          </w:p>
           <w:tbl>
             <w:tblPr>
               <w:tblW w:w="8640" w:type="dxa"/>
@@ -6762,6 +6767,11 @@
           <w:tcPr>
             <w:tcW w:w="8640" w:type="dxa"/>
           </w:tcPr>
+          <w:p>
+            <w:pPr>
+              <w:spacing w:before="0" w:after="0" w:line="104" w:lineRule="exact"/>
+            </w:pPr>
+          </w:p>
           <w:tbl>
             <w:tblPr>
               <w:tblW w:w="8640" w:type="dxa"/>
@@ -7601,6 +7611,11 @@
           <w:tcPr>
             <w:tcW w:w="8640" w:type="dxa"/>
           </w:tcPr>
+          <w:p>
+            <w:pPr>
+              <w:spacing w:before="0" w:after="0" w:line="104" w:lineRule="exact"/>
+            </w:pPr>
+          </w:p>
           <w:tbl>
             <w:tblPr>
               <w:tblW w:w="8640" w:type="dxa"/>

--- a/courts/seventh-circuit/wisconsin/state/court-of-appeals/amicus-brief/usage/OUTPUT-amicus-brief.docx
+++ b/courts/seventh-circuit/wisconsin/state/court-of-appeals/amicus-brief/usage/OUTPUT-amicus-brief.docx
@@ -911,9 +911,7 @@
               <w:t xml:space="preserve"> </w:t>
             </w:r>
             <w:r>
-              <w:t xml:space="preserve">53707</w:t>
-              <w:noBreakHyphen/>
-              <w:t xml:space="preserve">7862</w:t>
+              <w:t xml:space="preserve">53707-⁠7862</w:t>
             </w:r>
           </w:p>
           <w:p>
@@ -929,9 +927,7 @@
               <w:t xml:space="preserve"> </w:t>
             </w:r>
             <w:r>
-              <w:t xml:space="preserve">266</w:t>
-              <w:noBreakHyphen/>
-              <w:t xml:space="preserve">7125</w:t>
+              <w:t xml:space="preserve">266-⁠7125</w:t>
             </w:r>
           </w:p>
           <w:p>
@@ -1000,9 +996,7 @@
         <w:t xml:space="preserve"> </w:t>
       </w:r>
       <w:r>
-        <w:t xml:space="preserve">266</w:t>
-        <w:noBreakHyphen/>
-        <w:t xml:space="preserve">7125</w:t>
+        <w:t xml:space="preserve">266-⁠7125</w:t>
       </w:r>
     </w:p>
     <w:p>
@@ -4100,9 +4094,7 @@
         <w:t xml:space="preserve"> </w:t>
       </w:r>
       <w:r>
-        <w:t xml:space="preserve">17</w:t>
-        <w:noBreakHyphen/>
-        <w:t xml:space="preserve">06,</w:t>
+        <w:t xml:space="preserve">17-⁠06,</w:t>
       </w:r>
       <w:r>
         <w:t xml:space="preserve"> </w:t>
@@ -4713,13 +4705,7 @@
         <w:t xml:space="preserve">In re the Petition to Amend SCR 81.02</w:t>
       </w:r>
       <w:r>
-        <w:t xml:space="preserve">, S.Ct. Order 17</w:t>
-      </w:r>
-      <w:r>
-        <w:noBreakHyphen/>
-      </w:r>
-      <w:r>
-        <w:t xml:space="preserve">06,</w:t>
+        <w:t xml:space="preserve">, S.Ct. Order 17-⁠06,</w:t>
       </w:r>
       <w:r>
         <w:t xml:space="preserve"> </w:t>
@@ -4974,13 +4960,7 @@
         <w:pStyle w:val="BodyText"/>
       </w:pPr>
       <w:r>
-        <w:t xml:space="preserve">From the parties’ briefs, it appears the court made good cause findings at the hearings where Mr. Lee did not have counsel appointed but not at the hearing after counsel was appointed. (Response, 16</w:t>
-      </w:r>
-      <w:r>
-        <w:noBreakHyphen/>
-      </w:r>
-      <w:r>
-        <w:t xml:space="preserve">17). Whether a deadline should be extended is a discretionary decision made by the trial court.</w:t>
+        <w:t xml:space="preserve">From the parties’ briefs, it appears the court made good cause findings at the hearings where Mr. Lee did not have counsel appointed but not at the hearing after counsel was appointed. (Response, 16-⁠17). Whether a deadline should be extended is a discretionary decision made by the trial court.</w:t>
       </w:r>
       <w:r>
         <w:t xml:space="preserve"> </w:t>
@@ -5009,13 +4989,7 @@
         <w:t xml:space="preserve"> </w:t>
       </w:r>
       <w:r>
-        <w:t xml:space="preserve">at 614</w:t>
-      </w:r>
-      <w:r>
-        <w:noBreakHyphen/>
-      </w:r>
-      <w:r>
-        <w:t xml:space="preserve">15. The delay in</w:t>
+        <w:t xml:space="preserve">at 614-⁠15. The delay in</w:t>
       </w:r>
       <w:r>
         <w:t xml:space="preserve"> </w:t>
@@ -5396,13 +5370,7 @@
         <w:t xml:space="preserve"> </w:t>
       </w:r>
       <w:r>
-        <w:t xml:space="preserve">at 511</w:t>
-      </w:r>
-      <w:r>
-        <w:noBreakHyphen/>
-      </w:r>
-      <w:r>
-        <w:t xml:space="preserve">12. The court concluded, “although the legislature’s indigency criteria are not met, the court can still declare the defendant indigent for purposes of appointing counsel to protect the defendant’s constitutional right to counsel.”</w:t>
+        <w:t xml:space="preserve">at 511-⁠12. The court concluded, “although the legislature’s indigency criteria are not met, the court can still declare the defendant indigent for purposes of appointing counsel to protect the defendant’s constitutional right to counsel.”</w:t>
       </w:r>
       <w:r>
         <w:t xml:space="preserve"> </w:t>
@@ -5452,13 +5420,7 @@
         <w:pStyle w:val="BodyTextNote"/>
       </w:pPr>
       <w:r>
-        <w:t xml:space="preserve">At the height of the private bar crisis, some judges did appoint counsel at county expense, paying the appointed attorney at a rate greater than $40 an hour. S.Ct. Order 17</w:t>
-      </w:r>
-      <w:r>
-        <w:noBreakHyphen/>
-      </w:r>
-      <w:r>
-        <w:t xml:space="preserve">06</w:t>
+        <w:t xml:space="preserve">At the height of the private bar crisis, some judges did appoint counsel at county expense, paying the appointed attorney at a rate greater than $40 an hour. S.Ct. Order 17-⁠06</w:t>
       </w:r>
       <w:r>
         <w:t xml:space="preserve"> </w:t>
@@ -6050,13 +6012,7 @@
         <w:pStyle w:val="BodyText"/>
       </w:pPr>
       <w:r>
-        <w:t xml:space="preserve">The state also questions why the staff attorney representing Mr. Lee at his initial appearances was not appointed or why current counsel was not appointed earlier (Response, 27</w:t>
-      </w:r>
-      <w:r>
-        <w:noBreakHyphen/>
-      </w:r>
-      <w:r>
-        <w:t xml:space="preserve">28). It appears the record does not answer this question but it should be noted a staff attorney may be unable to provide representation due to a conflict or because the staff attorneys in that office are already at the limit of cases they can competently handle. And, Mr. Lee’s current counsel should certainly not be faulted for not being appointed earlier, as there are a variety of reasons why an attorney would be available at a later time.</w:t>
+        <w:t xml:space="preserve">The state also questions why the staff attorney representing Mr. Lee at his initial appearances was not appointed or why current counsel was not appointed earlier (Response, 27-⁠28). It appears the record does not answer this question but it should be noted a staff attorney may be unable to provide representation due to a conflict or because the staff attorneys in that office are already at the limit of cases they can competently handle. And, Mr. Lee’s current counsel should certainly not be faulted for not being appointed earlier, as there are a variety of reasons why an attorney would be available at a later time.</w:t>
       </w:r>
     </w:p>
     <w:p>
@@ -6351,9 +6307,7 @@
                     <w:t xml:space="preserve"> </w:t>
                   </w:r>
                   <w:r>
-                    <w:t xml:space="preserve">53707</w:t>
-                    <w:noBreakHyphen/>
-                    <w:t xml:space="preserve">7862</w:t>
+                    <w:t xml:space="preserve">53707-⁠7862</w:t>
                   </w:r>
                 </w:p>
                 <w:p>
@@ -6369,9 +6323,7 @@
                     <w:t xml:space="preserve"> </w:t>
                   </w:r>
                   <w:r>
-                    <w:t xml:space="preserve">266</w:t>
-                    <w:noBreakHyphen/>
-                    <w:t xml:space="preserve">7125</w:t>
+                    <w:t xml:space="preserve">266-⁠7125</w:t>
                   </w:r>
                 </w:p>
                 <w:p>
@@ -6985,9 +6937,7 @@
                     <w:t xml:space="preserve"> </w:t>
                   </w:r>
                   <w:r>
-                    <w:t xml:space="preserve">53707</w:t>
-                    <w:noBreakHyphen/>
-                    <w:t xml:space="preserve">7862</w:t>
+                    <w:t xml:space="preserve">53707-⁠7862</w:t>
                   </w:r>
                 </w:p>
                 <w:p>
@@ -7003,9 +6953,7 @@
                     <w:t xml:space="preserve"> </w:t>
                   </w:r>
                   <w:r>
-                    <w:t xml:space="preserve">266</w:t>
-                    <w:noBreakHyphen/>
-                    <w:t xml:space="preserve">7125</w:t>
+                    <w:t xml:space="preserve">266-⁠7125</w:t>
                   </w:r>
                 </w:p>
                 <w:p>
@@ -7304,9 +7252,7 @@
         <w:t xml:space="preserve"> </w:t>
       </w:r>
       <w:r>
-        <w:t xml:space="preserve">19</w:t>
-        <w:noBreakHyphen/>
-        <w:t xml:space="preserve">02:</w:t>
+        <w:t xml:space="preserve">19-⁠02:</w:t>
       </w:r>
       <w:r>
         <w:t xml:space="preserve"> </w:t>
@@ -7829,9 +7775,7 @@
                     <w:t xml:space="preserve"> </w:t>
                   </w:r>
                   <w:r>
-                    <w:t xml:space="preserve">53707</w:t>
-                    <w:noBreakHyphen/>
-                    <w:t xml:space="preserve">7862</w:t>
+                    <w:t xml:space="preserve">53707-⁠7862</w:t>
                   </w:r>
                 </w:p>
                 <w:p>
@@ -7847,9 +7791,7 @@
                     <w:t xml:space="preserve"> </w:t>
                   </w:r>
                   <w:r>
-                    <w:t xml:space="preserve">266</w:t>
-                    <w:noBreakHyphen/>
-                    <w:t xml:space="preserve">7125</w:t>
+                    <w:t xml:space="preserve">266-⁠7125</w:t>
                   </w:r>
                 </w:p>
                 <w:p>
@@ -8891,7 +8833,7 @@
     <w:qFormat/>
     <w:pPr>
       <w:keepLines/>
-      <w:spacing w:before="0" w:after="140" w:line="253" w:lineRule="exact"/>
+      <w:spacing w:before="23" w:after="140" w:line="253" w:lineRule="exact"/>
     </w:pPr>
     <w:rPr>
       <w:sz w:val="22"/>
